--- a/mps-nivel-c/oficial/04_registros/AASP_Andamento-Processuais/ATA-AASPAP01-001_Ata-Alinhamento-Fluxo-CNJ.docx
+++ b/mps-nivel-c/oficial/04_registros/AASP_Andamento-Processuais/ATA-AASPAP01-001_Ata-Alinhamento-Fluxo-CNJ.docx
@@ -444,13 +444,7 @@
               <w:spacing w:before="40" w:after="40"/>
             </w:pPr>
             <w:r>
-              <w:rPr>
-                <w:rFonts w:ascii="Calibri" w:hAnsi="Calibri"/>
-                <w:b w:val="0"/>
-                <w:i w:val="0"/>
-                <w:sz w:val="20"/>
-              </w:rPr>
-              <w:t>Cezar Hiraki Velazquez</w:t>
+              <w:t>Abraão Oliveira</w:t>
             </w:r>
           </w:p>
         </w:tc>
@@ -730,7 +724,7 @@
                 <w:i w:val="0"/>
                 <w:sz w:val="20"/>
               </w:rPr>
-              <w:t>Cezar Hiraki Velazquez</w:t>
+              <w:t>Cézar Hiraki Velázquez</w:t>
             </w:r>
           </w:p>
         </w:tc>
@@ -756,7 +750,7 @@
                 <w:i w:val="0"/>
                 <w:sz w:val="20"/>
               </w:rPr>
-              <w:t>Gerente de Projeto / Tech Lead / Arquiteto</w:t>
+              <w:t>Tech Lead / DevOps / Arquiteto</w:t>
             </w:r>
           </w:p>
         </w:tc>
@@ -1434,7 +1428,7 @@
                 <w:i w:val="0"/>
                 <w:sz w:val="20"/>
               </w:rPr>
-              <w:t>Cezar Hiraki Velazquez / time</w:t>
+              <w:t>Cézar Hiraki Velázquez / time</w:t>
             </w:r>
           </w:p>
         </w:tc>
@@ -1977,7 +1971,7 @@
                 <w:i w:val="0"/>
                 <w:sz w:val="20"/>
               </w:rPr>
-              <w:t>Cezar Hiraki Velazquez</w:t>
+              <w:t>Cézar Hiraki Velázquez</w:t>
             </w:r>
           </w:p>
         </w:tc>
@@ -2429,7 +2423,7 @@
                 <w:i w:val="0"/>
                 <w:sz w:val="20"/>
               </w:rPr>
-              <w:t>Cezar Hiraki Velazquez / Marcos Correa Fernandez Turnes</w:t>
+              <w:t>Cézar Hiraki Velázquez / Marcos Correa Fernandez Turnes</w:t>
             </w:r>
           </w:p>
         </w:tc>
@@ -2511,7 +2505,7 @@
                 <w:i w:val="0"/>
                 <w:sz w:val="20"/>
               </w:rPr>
-              <w:t>Cezar Hiraki Velazquez / time</w:t>
+              <w:t>Cézar Hiraki Velázquez / time</w:t>
             </w:r>
           </w:p>
         </w:tc>

--- a/mps-nivel-c/oficial/04_registros/AASP_Andamento-Processuais/ATA-AASPAP01-001_Ata-Alinhamento-Fluxo-CNJ.docx
+++ b/mps-nivel-c/oficial/04_registros/AASP_Andamento-Processuais/ATA-AASPAP01-001_Ata-Alinhamento-Fluxo-CNJ.docx
@@ -34,7 +34,7 @@
           <w:color w:val="555555"/>
           <w:sz w:val="20"/>
         </w:rPr>
-        <w:t>ATA-AASPAP01-001   ·   Versão Data   ·   11/06/2026   ·   Timeware Brasil</w:t>
+        <w:t>ATA-AASPAP01-001   ·   Versão 1.0   ·   11/06/2026   ·   Timeware Brasil</w:t>
       </w:r>
     </w:p>
     <w:p>
@@ -2097,7 +2097,7 @@
           <w:i w:val="0"/>
           <w:sz w:val="22"/>
         </w:rPr>
-        <w:t xml:space="preserve">Revisado o andamento das Fases 3–4: webhook multi-fonte e movimentações entregues; foco no tratamento de erros por instância (campo </w:t>
+        <w:t>Revisado o andamento das Fases 3–4: webhook multi-fonte e movimentações entregues; foco no tratamento de erros por instância (campo Observacao), no controle de segredo de justiça por instância (campo Segredo, decisão D07) e na atualização do CodigoFonteAPI. Esse escopo adicional foi formalizado no CR-AASPAP01-001. Acordada a continuidade autônoma do time durante a ausência do gestor.</w:t>
       </w:r>
       <w:r>
         <w:rPr>
@@ -2107,7 +2107,6 @@
           <w:color w:val="333333"/>
           <w:sz w:val="20"/>
         </w:rPr>
-        <w:t>Observacao</w:t>
       </w:r>
       <w:r>
         <w:rPr>
@@ -2116,7 +2115,6 @@
           <w:i w:val="0"/>
           <w:sz w:val="22"/>
         </w:rPr>
-        <w:t xml:space="preserve">), no controle de segredo de justiça por instância (campo </w:t>
       </w:r>
       <w:r>
         <w:rPr>
@@ -2126,7 +2124,6 @@
           <w:color w:val="333333"/>
           <w:sz w:val="20"/>
         </w:rPr>
-        <w:t>Segredo</w:t>
       </w:r>
       <w:r>
         <w:rPr>
@@ -2135,7 +2132,6 @@
           <w:i w:val="0"/>
           <w:sz w:val="22"/>
         </w:rPr>
-        <w:t xml:space="preserve">, decisão D07) e na atualização do </w:t>
       </w:r>
       <w:r>
         <w:rPr>
@@ -2145,7 +2141,6 @@
           <w:color w:val="333333"/>
           <w:sz w:val="20"/>
         </w:rPr>
-        <w:t>CodigoFonteAPI</w:t>
       </w:r>
       <w:r>
         <w:rPr>
@@ -2154,7 +2149,6 @@
           <w:i w:val="0"/>
           <w:sz w:val="22"/>
         </w:rPr>
-        <w:t>. Esse escopo adicional foi formalizado no CR-AASPAP01-002. Acordada a continuidade autônoma do time durante a ausência do gestor.</w:t>
       </w:r>
     </w:p>
     <w:p>
@@ -2398,7 +2392,7 @@
                 <w:i w:val="0"/>
                 <w:sz w:val="20"/>
               </w:rPr>
-              <w:t>Formalizar o escopo adicional da Fase 4 (CR-AASPAP01-002)</w:t>
+              <w:t>Formalizar o escopo adicional da Fase 4 (CR-AASPAP01-001)</w:t>
             </w:r>
           </w:p>
         </w:tc>
@@ -2808,7 +2802,7 @@
                 <w:i w:val="0"/>
                 <w:sz w:val="20"/>
               </w:rPr>
-              <w:t>Ata consolidando o alinhamento de 07/04/2026 e a revisão de 08/05/2026, reconstituída a partir do INTAKE-PROJETO_AASPAP01 v1.0 (14/06/2026, BLOCO 10) e do Registro de Projeto REG-AASPAP01-001.</w:t>
+              <w:t>Ata consolidando o alinhamento de 07/04/2026 e a revisão de 08/05/2026, reconstituída a partir da Planilha de Gestão GEST-AASPAP01 (14/06/2026, BLOCO 10) e do Registro de Projeto REG-AASPAP01-001.</w:t>
             </w:r>
           </w:p>
         </w:tc>

--- a/mps-nivel-c/oficial/04_registros/AASP_Andamento-Processuais/ATA-AASPAP01-001_Ata-Alinhamento-Fluxo-CNJ.docx
+++ b/mps-nivel-c/oficial/04_registros/AASP_Andamento-Processuais/ATA-AASPAP01-001_Ata-Alinhamento-Fluxo-CNJ.docx
@@ -2097,7 +2097,7 @@
           <w:i w:val="0"/>
           <w:sz w:val="22"/>
         </w:rPr>
-        <w:t>Revisado o andamento das Fases 3–4: webhook multi-fonte e movimentações entregues; foco no tratamento de erros por instância (campo Observacao), no controle de segredo de justiça por instância (campo Segredo, decisão D07) e na atualização do CodigoFonteAPI. Esse escopo adicional foi formalizado no CR-AASPAP01-001. Acordada a continuidade autônoma do time durante a ausência do gestor.</w:t>
+        <w:t>Revisado o andamento das Fases 3–4: webhook multi-fonte e movimentações entregues; foco no tratamento de erros por instância (campo Observacao), no controle de segredo de justiça por instância (campo Segredo, decisão D07) e na atualização do CodigoFonteAPI. Esse escopo adicional foi formalizado no CR-AASPAP01-002. Acordada a continuidade autônoma do time durante a ausência do gestor.</w:t>
       </w:r>
       <w:r>
         <w:rPr>
@@ -2392,7 +2392,7 @@
                 <w:i w:val="0"/>
                 <w:sz w:val="20"/>
               </w:rPr>
-              <w:t>Formalizar o escopo adicional da Fase 4 (CR-AASPAP01-001)</w:t>
+              <w:t>Formalizar o escopo adicional da Fase 4 (CR-AASPAP01-002)</w:t>
             </w:r>
           </w:p>
         </w:tc>

--- a/mps-nivel-c/oficial/04_registros/AASP_Andamento-Processuais/ATA-AASPAP01-001_Ata-Alinhamento-Fluxo-CNJ.docx
+++ b/mps-nivel-c/oficial/04_registros/AASP_Andamento-Processuais/ATA-AASPAP01-001_Ata-Alinhamento-Fluxo-CNJ.docx
@@ -578,7 +578,7 @@
           <w:i w:val="0"/>
           <w:sz w:val="22"/>
         </w:rPr>
-        <w:t>Esta ata consolida o alinhamento técnico do fluxo (07/04/2026) e a revisão do fluxo com o time ampliado (08/05/2026).</w:t>
+        <w:t>Esta ata consolida o alinhamento técnico do fluxo (07/04/2026) e a revisão do fluxo com o time ampliado (08/05/2026), conforme o BLOCO 10 do levantamento do projeto.</w:t>
       </w:r>
     </w:p>
     <w:p>
@@ -2097,7 +2097,7 @@
           <w:i w:val="0"/>
           <w:sz w:val="22"/>
         </w:rPr>
-        <w:t>Revisado o andamento das Fases 3–4: webhook multi-fonte e movimentações entregues; foco no tratamento de erros por instância (campo Observacao), no controle de segredo de justiça por instância (campo Segredo, decisão D07) e na atualização do CodigoFonteAPI. Esse escopo adicional foi formalizado no CR-AASPAP01-001. Acordada a continuidade autônoma do time durante a ausência do gestor.</w:t>
+        <w:t>Revisado o andamento das Fases 3–4: webhook multi-fonte e movimentações entregues; foco no tratamento de erros por instância (campo Observacao), no controle de segredo de justiça por instância (campo Segredo, decisão D07) e na atualização do CodigoFonteAPI. Esse escopo adicional foi formalizado no CR-AASPAP01-002. Acordada a continuidade autônoma do time durante a ausência do gestor.</w:t>
       </w:r>
       <w:r>
         <w:rPr>
@@ -2392,7 +2392,7 @@
                 <w:i w:val="0"/>
                 <w:sz w:val="20"/>
               </w:rPr>
-              <w:t>Formalizar o escopo adicional da Fase 4 (CR-AASPAP01-001)</w:t>
+              <w:t>Formalizar o escopo adicional da Fase 4 (CR-AASPAP01-002)</w:t>
             </w:r>
           </w:p>
         </w:tc>
@@ -2802,7 +2802,7 @@
                 <w:i w:val="0"/>
                 <w:sz w:val="20"/>
               </w:rPr>
-              <w:t>Ata consolidando o alinhamento de 07/04/2026 e a revisão de 08/05/2026, reconstituída a partir da Planilha de Gestão GEST-AASPAP01 e do Registro de Projeto REG-AASPAP01-001.</w:t>
+              <w:t>Ata consolidando o alinhamento de 07/04/2026 e a revisão de 08/05/2026, reconstituída a partir da Planilha de Gestão GEST-AASPAP01 (14/06/2026, BLOCO 10) e do Registro de Projeto REG-AASPAP01-001.</w:t>
             </w:r>
           </w:p>
         </w:tc>

--- a/mps-nivel-c/oficial/04_registros/AASP_Andamento-Processuais/ATA-AASPAP01-001_Ata-Alinhamento-Fluxo-CNJ.docx
+++ b/mps-nivel-c/oficial/04_registros/AASP_Andamento-Processuais/ATA-AASPAP01-001_Ata-Alinhamento-Fluxo-CNJ.docx
@@ -578,7 +578,7 @@
           <w:i w:val="0"/>
           <w:sz w:val="22"/>
         </w:rPr>
-        <w:t>Esta ata consolida o alinhamento técnico do fluxo (07/04/2026) e a revisão do fluxo com o time ampliado (08/05/2026), conforme o BLOCO 10 do levantamento do projeto.</w:t>
+        <w:t>Esta ata consolida o alinhamento técnico do fluxo (07/04/2026) e a revisão do fluxo com o time ampliado (08/05/2026).</w:t>
       </w:r>
     </w:p>
     <w:p>
@@ -2802,7 +2802,7 @@
                 <w:i w:val="0"/>
                 <w:sz w:val="20"/>
               </w:rPr>
-              <w:t>Ata consolidando o alinhamento de 07/04/2026 e a revisão de 08/05/2026, reconstituída a partir da Planilha de Gestão GEST-AASPAP01 (14/06/2026, BLOCO 10) e do Registro de Projeto REG-AASPAP01-001.</w:t>
+              <w:t>Ata consolidando o alinhamento de 07/04/2026 e a revisão de 08/05/2026, reconstituída a partir da Planilha de Gestão GEST-AASPAP01 e do Registro de Projeto REG-AASPAP01-001.</w:t>
             </w:r>
           </w:p>
         </w:tc>

--- a/mps-nivel-c/oficial/04_registros/AASP_Andamento-Processuais/ATA-AASPAP01-001_Ata-Alinhamento-Fluxo-CNJ.docx
+++ b/mps-nivel-c/oficial/04_registros/AASP_Andamento-Processuais/ATA-AASPAP01-001_Ata-Alinhamento-Fluxo-CNJ.docx
@@ -384,17 +384,8 @@
             </w:tcMar>
           </w:tcPr>
           <w:p>
-            <w:pPr>
-              <w:spacing w:before="40" w:after="40"/>
-            </w:pPr>
             <w:r>
-              <w:rPr>
-                <w:rFonts w:ascii="Calibri" w:hAnsi="Calibri"/>
-                <w:b w:val="0"/>
-                <w:i w:val="0"/>
-                <w:sz w:val="20"/>
-              </w:rPr>
-              <w:t>11/06/2026</w:t>
+              <w:t>07/04/2026</w:t>
             </w:r>
           </w:p>
         </w:tc>
@@ -2742,17 +2733,8 @@
             </w:tcMar>
           </w:tcPr>
           <w:p>
-            <w:pPr>
-              <w:spacing w:before="40" w:after="40"/>
-            </w:pPr>
             <w:r>
-              <w:rPr>
-                <w:rFonts w:ascii="Calibri" w:hAnsi="Calibri"/>
-                <w:b w:val="0"/>
-                <w:i w:val="0"/>
-                <w:sz w:val="20"/>
-              </w:rPr>
-              <w:t>11/06/2026</w:t>
+              <w:t>07/04/2026</w:t>
             </w:r>
           </w:p>
         </w:tc>
@@ -2767,17 +2749,8 @@
             </w:tcMar>
           </w:tcPr>
           <w:p>
-            <w:pPr>
-              <w:spacing w:before="40" w:after="40"/>
-            </w:pPr>
             <w:r>
-              <w:rPr>
-                <w:rFonts w:ascii="Calibri" w:hAnsi="Calibri"/>
-                <w:b w:val="0"/>
-                <w:i w:val="0"/>
-                <w:sz w:val="20"/>
-              </w:rPr>
-              <w:t>Time de Melhoria Contínua</w:t>
+              <w:t>Gerente de Projeto</w:t>
             </w:r>
           </w:p>
         </w:tc>

--- a/mps-nivel-c/oficial/04_registros/AASP_Andamento-Processuais/ATA-AASPAP01-001_Ata-Alinhamento-Fluxo-CNJ.docx
+++ b/mps-nivel-c/oficial/04_registros/AASP_Andamento-Processuais/ATA-AASPAP01-001_Ata-Alinhamento-Fluxo-CNJ.docx
@@ -34,7 +34,7 @@
           <w:color w:val="555555"/>
           <w:sz w:val="20"/>
         </w:rPr>
-        <w:t>ATA-AASPAP01-001   ·   Versão 1.0   ·   11/06/2026   ·   Timeware Brasil</w:t>
+        <w:t>ATA-AASPAP01-001   ·   Versão 1.0   ·   07/04/2026   ·   Timeware Brasil</w:t>
       </w:r>
     </w:p>
     <w:p>
